--- a/data/revised_2026-10_full/tracked/v2/Core_Mathematics/SS2.8_Vectors/Core_Mathematics_Vectors_SummaryTable_TRACKED.docx
+++ b/data/revised_2026-10_full/tracked/v2/Core_Mathematics/SS2.8_Vectors/Core_Mathematics_Vectors_SummaryTable_TRACKED.docx
@@ -1198,7 +1198,7 @@
               </w:rPr>
               <w:t xml:space="preserve">On a Nairobi coordinate grid with Kencom Bus Stop at the origin, we plotted position vectors OA⃗ to KICC at (2,3) and OB⃗ to Uhuru Park at (−1,2). We drew the arrows and placed the column vector notation beside each. We also looked at the two original matatu routes from Kencom — the Westlands route ending near (−6,5) and the South B route ending near (</w:t>
             </w:r>
-            <w:del w:id="9001" w:author="Claude (AI) - proposed" w:date="2026-10-15T20:14:30Z">
+            <w:del w:id="9001" w:author="Claude (AI) - proposed" w:date="2026-10-18T00:27:58Z">
               <w:r>
                 <w:rPr>
                   <w:rFonts w:ascii="Arial" w:cs="Arial" w:eastAsia="Arial" w:hAnsi="Arial"/>
@@ -1213,7 +1213,7 @@
                 <w:delText xml:space="preserve">4</w:delText>
               </w:r>
             </w:del>
-            <w:ins w:id="9002" w:author="Claude (AI) - proposed" w:date="2026-10-15T20:14:30Z">
+            <w:ins w:id="9002" w:author="Claude (AI) - proposed" w:date="2026-10-18T00:27:58Z">
               <w:r>
                 <w:rPr>
                   <w:rFonts w:ascii="Arial" w:cs="Arial" w:eastAsia="Arial" w:hAnsi="Arial"/>
@@ -1274,7 +1274,7 @@
               </w:rPr>
               <w:t xml:space="preserve">A column vector writes a displacement as a vertical pair of numbers: the top number gives horizontal movement (positive = east, negative = west) and the bottom number gives vertical movement (positive = north, negative = south). A position vector OA⃗ gives the location of point A relative to origin O. To find the vector from A to B we use AB⃗ = OB⃗ − OA⃗, subtracting the components. The two matatu drivers' journeys have completely different column vectors — (−6;5) versus (</w:t>
             </w:r>
-            <w:del w:id="9003" w:author="Claude (AI) - proposed" w:date="2026-10-15T20:14:30Z">
+            <w:del w:id="9003" w:author="Claude (AI) - proposed" w:date="2026-10-18T00:27:58Z">
               <w:r>
                 <w:rPr>
                   <w:rFonts w:ascii="Arial" w:cs="Arial" w:eastAsia="Arial" w:hAnsi="Arial"/>
@@ -1289,7 +1289,7 @@
                 <w:delText xml:space="preserve">4</w:delText>
               </w:r>
             </w:del>
-            <w:ins w:id="9004" w:author="Claude (AI) - proposed" w:date="2026-10-15T20:14:30Z">
+            <w:ins w:id="9004" w:author="Claude (AI) - proposed" w:date="2026-10-18T00:27:58Z">
               <w:r>
                 <w:rPr>
                   <w:rFonts w:ascii="Arial" w:cs="Arial" w:eastAsia="Arial" w:hAnsi="Arial"/>
@@ -1317,7 +1317,7 @@
               </w:rPr>
               <w:t xml:space="preserve">;−6</w:t>
             </w:r>
-            <w:ins w:id="9005" w:author="Claude (AI) - proposed" w:date="2026-10-15T20:14:30Z">
+            <w:ins w:id="9005" w:author="Claude (AI) - proposed" w:date="2026-10-18T00:27:58Z">
               <w:r>
                 <w:rPr>
                   <w:rFonts w:ascii="Arial" w:cs="Arial" w:eastAsia="Arial" w:hAnsi="Arial"/>
@@ -1345,7 +1345,7 @@
               </w:rPr>
               <w:t xml:space="preserve">) — which is exactly why they arrived at different destinations even </w:t>
             </w:r>
-            <w:del w:id="9006" w:author="Claude (AI) - proposed" w:date="2026-10-15T20:14:30Z">
+            <w:del w:id="9006" w:author="Claude (AI) - proposed" w:date="2026-10-18T00:27:58Z">
               <w:r>
                 <w:rPr>
                   <w:rFonts w:ascii="Arial" w:cs="Arial" w:eastAsia="Arial" w:hAnsi="Arial"/>
@@ -1360,7 +1360,7 @@
                 <w:delText xml:space="preserve">if</w:delText>
               </w:r>
             </w:del>
-            <w:ins w:id="9007" w:author="Claude (AI) - proposed" w:date="2026-10-15T20:14:30Z">
+            <w:ins w:id="9007" w:author="Claude (AI) - proposed" w:date="2026-10-18T00:27:58Z">
               <w:r>
                 <w:rPr>
                   <w:rFonts w:ascii="Arial" w:cs="Arial" w:eastAsia="Arial" w:hAnsi="Arial"/>
@@ -1388,7 +1388,7 @@
               </w:rPr>
               <w:t xml:space="preserve"> their distances were </w:t>
             </w:r>
-            <w:del w:id="9008" w:author="Claude (AI) - proposed" w:date="2026-10-15T20:14:30Z">
+            <w:del w:id="9008" w:author="Claude (AI) - proposed" w:date="2026-10-18T00:27:58Z">
               <w:r>
                 <w:rPr>
                   <w:rFonts w:ascii="Arial" w:cs="Arial" w:eastAsia="Arial" w:hAnsi="Arial"/>
@@ -1403,7 +1403,7 @@
                 <w:delText xml:space="preserve">similar</w:delText>
               </w:r>
             </w:del>
-            <w:ins w:id="9009" w:author="Claude (AI) - proposed" w:date="2026-10-15T20:14:30Z">
+            <w:ins w:id="9009" w:author="Claude (AI) - proposed" w:date="2026-10-18T00:27:58Z">
               <w:r>
                 <w:rPr>
                   <w:rFonts w:ascii="Arial" w:cs="Arial" w:eastAsia="Arial" w:hAnsi="Arial"/>
@@ -1464,7 +1464,7 @@
               </w:rPr>
               <w:t xml:space="preserve">Distance alone (a scalar) cannot distinguish two journeys that start at the same point — it tells you HOW FAR but not WHERE. A column vector captures BOTH the magnitude and direction of a displacement in a single algebraic object. Because the Westlands matatu moves predominantly west and north while the South B matatu moves east and south, their column vectors point in </w:t>
             </w:r>
-            <w:ins w:id="9010" w:author="Claude (AI) - proposed" w:date="2026-10-15T20:14:30Z">
+            <w:ins w:id="9010" w:author="Claude (AI) - proposed" w:date="2026-10-18T00:27:58Z">
               <w:r>
                 <w:rPr>
                   <w:rFonts w:ascii="Arial" w:cs="Arial" w:eastAsia="Arial" w:hAnsi="Arial"/>
@@ -1580,7 +1580,7 @@
               </w:rPr>
               <w:t xml:space="preserve">Learners observed that the right-angled triangle formed by the horizontal and vertical components of a column vector has a hypotenuse whose length is exactly the straight-line displacement distance — and that applying Pythagoras' theorem to the two matatu column vectors from Lesson 5 gives magnitudes of approximately 7.8 km </w:t>
             </w:r>
-            <w:del w:id="9011" w:author="Claude (AI) - proposed" w:date="2026-10-15T20:14:30Z">
+            <w:del w:id="9011" w:author="Claude (AI) - proposed" w:date="2026-10-18T00:27:58Z">
               <w:r>
                 <w:rPr>
                   <w:rFonts w:ascii="Arial" w:cs="Arial" w:eastAsia="Arial" w:hAnsi="Arial"/>
@@ -1595,7 +1595,7 @@
                 <w:delText xml:space="preserve">and 7.2 km</w:delText>
               </w:r>
             </w:del>
-            <w:ins w:id="9012" w:author="Claude (AI) - proposed" w:date="2026-10-15T20:14:30Z">
+            <w:ins w:id="9012" w:author="Claude (AI) - proposed" w:date="2026-10-18T00:27:58Z">
               <w:r>
                 <w:rPr>
                   <w:rFonts w:ascii="Arial" w:cs="Arial" w:eastAsia="Arial" w:hAnsi="Arial"/>
@@ -1689,7 +1689,7 @@
               </w:rPr>
               <w:t xml:space="preserve">The '8 km' labels on the matatu map are the magnitudes of the two displacement vectors — they confirm that both drivers travel roughly the same straight-line distance from Kencom Bus Stop. However, magnitude alone cannot determine destination: the Westlands vector (−6; 5) and the South B vector (</w:t>
             </w:r>
-            <w:del w:id="9013" w:author="Claude (AI) - proposed" w:date="2026-10-15T20:14:30Z">
+            <w:del w:id="9013" w:author="Claude (AI) - proposed" w:date="2026-10-18T00:27:58Z">
               <w:r>
                 <w:rPr>
                   <w:rFonts w:ascii="Arial" w:cs="Arial" w:eastAsia="Arial" w:hAnsi="Arial"/>
@@ -1704,7 +1704,7 @@
                 <w:delText xml:space="preserve">4</w:delText>
               </w:r>
             </w:del>
-            <w:ins w:id="9014" w:author="Claude (AI) - proposed" w:date="2026-10-15T20:14:30Z">
+            <w:ins w:id="9014" w:author="Claude (AI) - proposed" w:date="2026-10-18T00:27:58Z">
               <w:r>
                 <w:rPr>
                   <w:rFonts w:ascii="Arial" w:cs="Arial" w:eastAsia="Arial" w:hAnsi="Arial"/>
@@ -1732,7 +1732,7 @@
               </w:rPr>
               <w:t xml:space="preserve">; −6) have </w:t>
             </w:r>
-            <w:del w:id="9015" w:author="Claude (AI) - proposed" w:date="2026-10-15T20:14:30Z">
+            <w:del w:id="9015" w:author="Claude (AI) - proposed" w:date="2026-10-18T00:27:58Z">
               <w:r>
                 <w:rPr>
                   <w:rFonts w:ascii="Arial" w:cs="Arial" w:eastAsia="Arial" w:hAnsi="Arial"/>
@@ -1747,7 +1747,7 @@
                 <w:delText xml:space="preserve">similar magnitudes (~</w:delText>
               </w:r>
             </w:del>
-            <w:ins w:id="9016" w:author="Claude (AI) - proposed" w:date="2026-10-15T20:14:30Z">
+            <w:ins w:id="9016" w:author="Claude (AI) - proposed" w:date="2026-10-18T00:27:58Z">
               <w:r>
                 <w:rPr>
                   <w:rFonts w:ascii="Arial" w:cs="Arial" w:eastAsia="Arial" w:hAnsi="Arial"/>
@@ -1775,7 +1775,7 @@
               </w:rPr>
               <w:t xml:space="preserve">7.8</w:t>
             </w:r>
-            <w:del w:id="9017" w:author="Claude (AI) - proposed" w:date="2026-10-15T20:14:30Z">
+            <w:del w:id="9017" w:author="Claude (AI) - proposed" w:date="2026-10-18T00:27:58Z">
               <w:r>
                 <w:rPr>
                   <w:rFonts w:ascii="Arial" w:cs="Arial" w:eastAsia="Arial" w:hAnsi="Arial"/>
@@ -1924,7 +1924,7 @@
               </w:rPr>
               <w:t xml:space="preserve">A translation moves every point of an object by the same translation vector, preserving shape and size but changing position. The translation vector can be found by subtracting the position vector of an object point from the position vector of its corresponding image point: t = image position vector − object position vector. Road directional arrows </w:t>
             </w:r>
-            <w:del w:id="9018" w:author="Claude (AI) - proposed" w:date="2026-10-15T20:14:30Z">
+            <w:del w:id="9018" w:author="Claude (AI) - proposed" w:date="2026-10-18T00:27:58Z">
               <w:r>
                 <w:rPr>
                   <w:rFonts w:ascii="Arial" w:cs="Arial" w:eastAsia="Arial" w:hAnsi="Arial"/>
@@ -1939,7 +1939,7 @@
                 <w:delText xml:space="preserve">are real-world examples of translation vectors applied uniformly to all road users</w:delText>
               </w:r>
             </w:del>
-            <w:ins w:id="9019" w:author="Claude (AI) - proposed" w:date="2026-10-15T20:14:30Z">
+            <w:ins w:id="9019" w:author="Claude (AI) - proposed" w:date="2026-10-18T00:27:58Z">
               <w:r>
                 <w:rPr>
                   <w:rFonts w:ascii="Arial" w:cs="Arial" w:eastAsia="Arial" w:hAnsi="Arial"/>
@@ -2276,7 +2276,7 @@
         </w:rPr>
         <w:t xml:space="preserve">© 2026 SeaVuria and ARES. This work is licensed under a </w:t>
       </w:r>
-      <w:hyperlink w:history="1" r:id="rId-pucme2y_6qtuqz5vbdi5">
+      <w:hyperlink w:history="1" r:id="rId8fiscprihiugtrmrgwwwo">
         <w:r>
           <w:rPr>
             <w:rFonts w:ascii="Arial" w:cs="Arial" w:eastAsia="Arial" w:hAnsi="Arial"/>
@@ -2296,7 +2296,7 @@
         </w:rPr>
         <w:t xml:space="preserve"> (</w:t>
       </w:r>
-      <w:hyperlink w:history="1" r:id="rIdj73a5uuvfd52jltc6l2_u">
+      <w:hyperlink w:history="1" r:id="rIdyk3ulygwyfpjvf8ifks3i">
         <w:r>
           <w:rPr>
             <w:rFonts w:ascii="Arial" w:cs="Arial" w:eastAsia="Arial" w:hAnsi="Arial"/>
@@ -2316,7 +2316,7 @@
         </w:rPr>
         <w:t xml:space="preserve">). To view a copy of this license, visit </w:t>
       </w:r>
-      <w:hyperlink w:history="1" r:id="rIdcqgsia5x77pqapxperoyu">
+      <w:hyperlink w:history="1" r:id="rIdqxdomy6dlefuewe5z_ay7">
         <w:r>
           <w:rPr>
             <w:rFonts w:ascii="Arial" w:cs="Arial" w:eastAsia="Arial" w:hAnsi="Arial"/>
